--- a/hw1/Q1/2453721-hw1-q1-analysis.docx
+++ b/hw1/Q1/2453721-hw1-q1-analysis.docx
@@ -4,34 +4,339 @@
   <w:body>
     <w:p>
       <w:pPr>
+        <w:spacing w:before="0" w:after="80" w:line="252" w:lineRule="auto"/>
         <w:jc w:val="center"/>
       </w:pPr>
       <w:r>
         <w:rPr>
+          <w:rFonts w:ascii="Times New Roman" w:hAnsi="Times New Roman" w:eastAsia="宋体"/>
+          <w:b/>
+          <w:sz w:val="30"/>
+        </w:rPr>
+        <w:t>Q1 随机质数生成与计数</w:t>
+      </w:r>
+    </w:p>
+    <w:p>
+      <w:pPr>
+        <w:spacing w:before="20" w:after="40" w:line="252" w:lineRule="auto"/>
+      </w:pPr>
+      <w:r>
+        <w:rPr>
+          <w:rFonts w:ascii="Times New Roman" w:hAnsi="Times New Roman" w:eastAsia="宋体"/>
           <w:b/>
           <w:sz w:val="24"/>
         </w:rPr>
-        <w:t>HW1 Q1：随机质数生成与计数</w:t>
+        <w:t>方法</w:t>
       </w:r>
     </w:p>
     <w:p>
+      <w:pPr>
+        <w:spacing w:before="0" w:after="60" w:line="252" w:lineRule="auto"/>
+      </w:pPr>
       <w:r>
-        <w:t>脚本以学号作为随机种子，在 [2, 2^32) 上拒绝采样，并用确定性 Miller–Rabin 判定 32 位整数。默认生成 16 组、每组 131072 个质数；每组单独写入文本文件，再依次合并。wc -w 分别统计分组和合并文件，并比较两者总数。</w:t>
+        <w:rPr>
+          <w:rFonts w:ascii="Times New Roman" w:hAnsi="Times New Roman" w:eastAsia="宋体"/>
+          <w:b w:val="0"/>
+          <w:sz w:val="21"/>
+        </w:rPr>
+        <w:t>程序以学号 2453721 作为随机种子，在 [2, 2³²) 范围内拒绝采样，并用确定性 Miller–Rabin 判定候选数。共生成 16 组，每组 131072 个质数；按组号合并后用 wc -w 统计分组文件及合并文件。</w:t>
       </w:r>
     </w:p>
     <w:p>
+      <w:pPr>
+        <w:spacing w:before="20" w:after="40" w:line="252" w:lineRule="auto"/>
+      </w:pPr>
       <w:r>
-        <w:t>运行命令：./hw1/Q1/2453721-hw1-q1.sh。随机种子使用学号 2453721，结果可复现。请保留脚本实际输出的计数结果与终端录屏。</w:t>
+        <w:rPr>
+          <w:rFonts w:ascii="Times New Roman" w:hAnsi="Times New Roman" w:eastAsia="宋体"/>
+          <w:b/>
+          <w:sz w:val="24"/>
+        </w:rPr>
+        <w:t>结果</w:t>
       </w:r>
     </w:p>
+    <w:tbl>
+      <w:tblPr>
+        <w:tblW w:type="auto" w:w="0"/>
+        <w:jc w:val="center"/>
+        <w:tblLayout w:type="fixed"/>
+        <w:tblLook w:firstColumn="1" w:firstRow="1" w:lastColumn="0" w:lastRow="0" w:noHBand="0" w:noVBand="1" w:val="04A0"/>
+      </w:tblPr>
+      <w:tblGrid>
+        <w:gridCol w:w="5131"/>
+        <w:gridCol w:w="5131"/>
+      </w:tblGrid>
+      <w:tr>
+        <w:tc>
+          <w:tcPr>
+            <w:tcW w:type="dxa" w:w="4082"/>
+            <w:vAlign w:val="center"/>
+            <w:shd w:fill="EAF0F6"/>
+          </w:tcPr>
+          <w:p>
+            <w:pPr>
+              <w:spacing w:before="0" w:after="0" w:line="240" w:lineRule="auto"/>
+            </w:pPr>
+            <w:r/>
+            <w:r>
+              <w:rPr>
+                <w:rFonts w:ascii="Times New Roman" w:hAnsi="Times New Roman" w:eastAsia="宋体"/>
+                <w:b/>
+                <w:sz w:val="19"/>
+              </w:rPr>
+              <w:t>项目</w:t>
+            </w:r>
+          </w:p>
+        </w:tc>
+        <w:tc>
+          <w:tcPr>
+            <w:tcW w:type="dxa" w:w="5669"/>
+            <w:vAlign w:val="center"/>
+            <w:shd w:fill="EAF0F6"/>
+          </w:tcPr>
+          <w:p>
+            <w:pPr>
+              <w:spacing w:before="0" w:after="0" w:line="240" w:lineRule="auto"/>
+            </w:pPr>
+            <w:r/>
+            <w:r>
+              <w:rPr>
+                <w:rFonts w:ascii="Times New Roman" w:hAnsi="Times New Roman" w:eastAsia="宋体"/>
+                <w:b/>
+                <w:sz w:val="19"/>
+              </w:rPr>
+              <w:t>结果</w:t>
+            </w:r>
+          </w:p>
+        </w:tc>
+      </w:tr>
+      <w:tr>
+        <w:tc>
+          <w:tcPr>
+            <w:tcW w:type="dxa" w:w="4082"/>
+            <w:vAlign w:val="center"/>
+          </w:tcPr>
+          <w:p>
+            <w:pPr>
+              <w:spacing w:before="0" w:after="0" w:line="240" w:lineRule="auto"/>
+            </w:pPr>
+            <w:r/>
+            <w:r>
+              <w:rPr>
+                <w:rFonts w:ascii="Times New Roman" w:hAnsi="Times New Roman" w:eastAsia="宋体"/>
+                <w:b w:val="0"/>
+                <w:sz w:val="19"/>
+              </w:rPr>
+              <w:t>分组数</w:t>
+            </w:r>
+          </w:p>
+        </w:tc>
+        <w:tc>
+          <w:tcPr>
+            <w:tcW w:type="dxa" w:w="5669"/>
+            <w:vAlign w:val="center"/>
+          </w:tcPr>
+          <w:p>
+            <w:pPr>
+              <w:spacing w:before="0" w:after="0" w:line="240" w:lineRule="auto"/>
+            </w:pPr>
+            <w:r/>
+            <w:r>
+              <w:rPr>
+                <w:rFonts w:ascii="Times New Roman" w:hAnsi="Times New Roman" w:eastAsia="宋体"/>
+                <w:b w:val="0"/>
+                <w:sz w:val="19"/>
+              </w:rPr>
+              <w:t>16</w:t>
+            </w:r>
+          </w:p>
+        </w:tc>
+      </w:tr>
+      <w:tr>
+        <w:tc>
+          <w:tcPr>
+            <w:tcW w:type="dxa" w:w="4082"/>
+            <w:vAlign w:val="center"/>
+          </w:tcPr>
+          <w:p>
+            <w:pPr>
+              <w:spacing w:before="0" w:after="0" w:line="240" w:lineRule="auto"/>
+            </w:pPr>
+            <w:r/>
+            <w:r>
+              <w:rPr>
+                <w:rFonts w:ascii="Times New Roman" w:hAnsi="Times New Roman" w:eastAsia="宋体"/>
+                <w:b w:val="0"/>
+                <w:sz w:val="19"/>
+              </w:rPr>
+              <w:t>每组质数数量</w:t>
+            </w:r>
+          </w:p>
+        </w:tc>
+        <w:tc>
+          <w:tcPr>
+            <w:tcW w:type="dxa" w:w="5669"/>
+            <w:vAlign w:val="center"/>
+          </w:tcPr>
+          <w:p>
+            <w:pPr>
+              <w:spacing w:before="0" w:after="0" w:line="240" w:lineRule="auto"/>
+            </w:pPr>
+            <w:r/>
+            <w:r>
+              <w:rPr>
+                <w:rFonts w:ascii="Times New Roman" w:hAnsi="Times New Roman" w:eastAsia="宋体"/>
+                <w:b w:val="0"/>
+                <w:sz w:val="19"/>
+              </w:rPr>
+              <w:t>131072</w:t>
+            </w:r>
+          </w:p>
+        </w:tc>
+      </w:tr>
+      <w:tr>
+        <w:tc>
+          <w:tcPr>
+            <w:tcW w:type="dxa" w:w="4082"/>
+            <w:vAlign w:val="center"/>
+          </w:tcPr>
+          <w:p>
+            <w:pPr>
+              <w:spacing w:before="0" w:after="0" w:line="240" w:lineRule="auto"/>
+            </w:pPr>
+            <w:r/>
+            <w:r>
+              <w:rPr>
+                <w:rFonts w:ascii="Times New Roman" w:hAnsi="Times New Roman" w:eastAsia="宋体"/>
+                <w:b w:val="0"/>
+                <w:sz w:val="19"/>
+              </w:rPr>
+              <w:t>合并文件词数</w:t>
+            </w:r>
+          </w:p>
+        </w:tc>
+        <w:tc>
+          <w:tcPr>
+            <w:tcW w:type="dxa" w:w="5669"/>
+            <w:vAlign w:val="center"/>
+          </w:tcPr>
+          <w:p>
+            <w:pPr>
+              <w:spacing w:before="0" w:after="0" w:line="240" w:lineRule="auto"/>
+            </w:pPr>
+            <w:r/>
+            <w:r>
+              <w:rPr>
+                <w:rFonts w:ascii="Times New Roman" w:hAnsi="Times New Roman" w:eastAsia="宋体"/>
+                <w:b w:val="0"/>
+                <w:sz w:val="19"/>
+              </w:rPr>
+              <w:t>2097152</w:t>
+            </w:r>
+          </w:p>
+        </w:tc>
+      </w:tr>
+      <w:tr>
+        <w:tc>
+          <w:tcPr>
+            <w:tcW w:type="dxa" w:w="4082"/>
+            <w:vAlign w:val="center"/>
+          </w:tcPr>
+          <w:p>
+            <w:pPr>
+              <w:spacing w:before="0" w:after="0" w:line="240" w:lineRule="auto"/>
+            </w:pPr>
+            <w:r/>
+            <w:r>
+              <w:rPr>
+                <w:rFonts w:ascii="Times New Roman" w:hAnsi="Times New Roman" w:eastAsia="宋体"/>
+                <w:b w:val="0"/>
+                <w:sz w:val="19"/>
+              </w:rPr>
+              <w:t>生成及合并用时</w:t>
+            </w:r>
+          </w:p>
+        </w:tc>
+        <w:tc>
+          <w:tcPr>
+            <w:tcW w:type="dxa" w:w="5669"/>
+            <w:vAlign w:val="center"/>
+          </w:tcPr>
+          <w:p>
+            <w:pPr>
+              <w:spacing w:before="0" w:after="0" w:line="240" w:lineRule="auto"/>
+            </w:pPr>
+            <w:r/>
+            <w:r>
+              <w:rPr>
+                <w:rFonts w:ascii="Times New Roman" w:hAnsi="Times New Roman" w:eastAsia="宋体"/>
+                <w:b w:val="0"/>
+                <w:sz w:val="19"/>
+              </w:rPr>
+              <w:t>57 秒</w:t>
+            </w:r>
+          </w:p>
+        </w:tc>
+      </w:tr>
+      <w:tr>
+        <w:tc>
+          <w:tcPr>
+            <w:tcW w:type="dxa" w:w="4082"/>
+            <w:vAlign w:val="center"/>
+          </w:tcPr>
+          <w:p>
+            <w:pPr>
+              <w:spacing w:before="0" w:after="0" w:line="240" w:lineRule="auto"/>
+            </w:pPr>
+            <w:r/>
+            <w:r>
+              <w:rPr>
+                <w:rFonts w:ascii="Times New Roman" w:hAnsi="Times New Roman" w:eastAsia="宋体"/>
+                <w:b w:val="0"/>
+                <w:sz w:val="19"/>
+              </w:rPr>
+              <w:t>词数校验</w:t>
+            </w:r>
+          </w:p>
+        </w:tc>
+        <w:tc>
+          <w:tcPr>
+            <w:tcW w:type="dxa" w:w="5669"/>
+            <w:vAlign w:val="center"/>
+          </w:tcPr>
+          <w:p>
+            <w:pPr>
+              <w:spacing w:before="0" w:after="0" w:line="240" w:lineRule="auto"/>
+            </w:pPr>
+            <w:r/>
+            <w:r>
+              <w:rPr>
+                <w:rFonts w:ascii="Times New Roman" w:hAnsi="Times New Roman" w:eastAsia="宋体"/>
+                <w:b w:val="0"/>
+                <w:sz w:val="19"/>
+              </w:rPr>
+              <w:t>YES</w:t>
+            </w:r>
+          </w:p>
+        </w:tc>
+      </w:tr>
+    </w:tbl>
     <w:p>
+      <w:pPr>
+        <w:spacing w:before="80" w:after="0" w:line="252" w:lineRule="auto"/>
+      </w:pPr>
       <w:r>
-        <w:t>实测记录（学号 2453721）：生成与合并耗时 57 秒；分组数 16，每组 131072 个；合并文件词数 2097152；计数校验 YES。终端记录 recordings/q1-wc-verification.typescript 保存的是对既有数据的只读 wc 校验；遵照不重复生成 Q1 的要求，没有重跑质数生成过程。</w:t>
+        <w:rPr>
+          <w:rFonts w:ascii="Times New Roman" w:hAnsi="Times New Roman" w:eastAsia="宋体"/>
+          <w:b w:val="0"/>
+          <w:sz w:val="21"/>
+        </w:rPr>
+        <w:t>分组文件和合并文件位于 Q1/output/。运行截图 pic1.png 记录了控制台输入脚本、分组计数、合并文件计数及校验结果。</w:t>
       </w:r>
     </w:p>
     <w:sectPr>
-      <w:pgSz w:w="12240" w:h="15840"/>
-      <w:pgMar w:top="691" w:right="792" w:bottom="691" w:left="792" w:header="720" w:footer="720" w:gutter="0"/>
+      <w:pgSz w:w="11906" w:h="16838"/>
+      <w:pgMar w:top="709" w:right="822" w:bottom="652" w:left="822" w:header="720" w:footer="720" w:gutter="0"/>
       <w:cols w:space="720"/>
       <w:docGrid w:linePitch="360"/>
     </w:sectPr>
@@ -402,12 +707,9 @@
     <w:name w:val="Normal"/>
     <w:qFormat/>
     <w:rsid w:val="00FC693F"/>
-    <w:pPr>
-      <w:spacing w:after="40"/>
-    </w:pPr>
     <w:rPr>
-      <w:rFonts w:ascii="Arial" w:hAnsi="Arial" w:eastAsia="Microsoft YaHei"/>
-      <w:sz w:val="18"/>
+      <w:rFonts w:ascii="Times New Roman" w:hAnsi="Times New Roman" w:eastAsia="宋体"/>
+      <w:sz w:val="19"/>
     </w:rPr>
   </w:style>
   <w:style w:type="paragraph" w:styleId="Header">
